--- a/public/templates/command-center/Aurixa_Risk_Assessment_SAMPLE.docx
+++ b/public/templates/command-center/Aurixa_Risk_Assessment_SAMPLE.docx
@@ -406,7 +406,7 @@
         <w:keepLines/>
         <w:pageBreakBefore w:val="0"/>
         <w:widowControl w:val="1"/>
-        <w:spacing w:before="0" w:after="0" w:line="160" w:lineRule="exact"/>
+        <w:spacing w:before="0" w:after="0" w:line="3912" w:lineRule="exact"/>
       </w:pPr>
       <w:r>
         <w:rPr>
@@ -461,7 +461,7 @@
           </w:tcPr>
           <w:p>
             <w:pPr>
-              <w:keepNext w:val="0"/>
+              <w:keepNext/>
               <w:keepLines/>
               <w:pageBreakBefore w:val="0"/>
               <w:widowControl w:val="1"/>
@@ -502,7 +502,7 @@
           </w:tcPr>
           <w:p>
             <w:pPr>
-              <w:keepNext w:val="0"/>
+              <w:keepNext/>
               <w:keepLines/>
               <w:pageBreakBefore w:val="0"/>
               <w:widowControl w:val="1"/>
@@ -541,7 +541,7 @@
           </w:tcPr>
           <w:p>
             <w:pPr>
-              <w:keepNext w:val="0"/>
+              <w:keepNext/>
               <w:keepLines/>
               <w:pageBreakBefore w:val="0"/>
               <w:widowControl w:val="1"/>
@@ -582,7 +582,7 @@
           </w:tcPr>
           <w:p>
             <w:pPr>
-              <w:keepNext w:val="0"/>
+              <w:keepNext/>
               <w:keepLines/>
               <w:pageBreakBefore w:val="0"/>
               <w:widowControl w:val="1"/>
@@ -627,7 +627,7 @@
           </w:tcPr>
           <w:p>
             <w:pPr>
-              <w:keepNext w:val="0"/>
+              <w:keepNext/>
               <w:keepLines/>
               <w:pageBreakBefore w:val="0"/>
               <w:widowControl w:val="1"/>
@@ -668,7 +668,7 @@
           </w:tcPr>
           <w:p>
             <w:pPr>
-              <w:keepNext w:val="0"/>
+              <w:keepNext/>
               <w:keepLines/>
               <w:pageBreakBefore w:val="0"/>
               <w:widowControl w:val="1"/>
@@ -707,7 +707,7 @@
           </w:tcPr>
           <w:p>
             <w:pPr>
-              <w:keepNext w:val="0"/>
+              <w:keepNext/>
               <w:keepLines/>
               <w:pageBreakBefore w:val="0"/>
               <w:widowControl w:val="1"/>
@@ -748,7 +748,7 @@
           </w:tcPr>
           <w:p>
             <w:pPr>
-              <w:keepNext w:val="0"/>
+              <w:keepNext/>
               <w:keepLines/>
               <w:pageBreakBefore w:val="0"/>
               <w:widowControl w:val="1"/>
@@ -937,21 +937,9 @@
     </w:tbl>
     <w:p>
       <w:pPr>
-        <w:keepNext w:val="0"/>
-        <w:keepLines/>
-        <w:pageBreakBefore w:val="0"/>
-        <w:widowControl w:val="1"/>
-        <w:spacing w:before="0" w:after="0"/>
-      </w:pPr>
-      <w:r>
-        <w:br w:type="page"/>
-      </w:r>
-    </w:p>
-    <w:p>
-      <w:pPr>
         <w:keepNext/>
         <w:keepLines/>
-        <w:pageBreakBefore w:val="0"/>
+        <w:pageBreakBefore w:val="1"/>
         <w:widowControl w:val="1"/>
         <w:spacing w:before="0" w:after="60"/>
       </w:pPr>
@@ -2144,18 +2132,6 @@
         </w:tc>
       </w:tr>
     </w:tbl>
-    <w:p>
-      <w:pPr>
-        <w:keepNext w:val="0"/>
-        <w:keepLines/>
-        <w:pageBreakBefore w:val="0"/>
-        <w:widowControl w:val="1"/>
-        <w:spacing w:before="0" w:after="0"/>
-      </w:pPr>
-      <w:r>
-        <w:br w:type="page"/>
-      </w:r>
-    </w:p>
     <w:p>
       <w:pPr>
         <w:keepNext/>
@@ -6046,18 +6022,6 @@
     </w:tbl>
     <w:p>
       <w:pPr>
-        <w:keepNext w:val="0"/>
-        <w:keepLines/>
-        <w:pageBreakBefore w:val="0"/>
-        <w:widowControl w:val="1"/>
-        <w:spacing w:before="0" w:after="0"/>
-      </w:pPr>
-      <w:r>
-        <w:br w:type="page"/>
-      </w:r>
-    </w:p>
-    <w:p>
-      <w:pPr>
         <w:keepNext/>
         <w:keepLines/>
         <w:pageBreakBefore w:val="0"/>
